--- a/Вычислительная техника/Лабораторные работы/Лабораторная №3/БСТ_2502_Кочкин_лаб3.docx
+++ b/Вычислительная техника/Лабораторные работы/Лабораторная №3/БСТ_2502_Кочкин_лаб3.docx
@@ -1905,6 +1905,138 @@
           <w:lang w:val="ru-RU"/>
         </w:rPr>
         <w:drawing>
+          <wp:inline distT="0" distB="0" distL="0" distR="0">
+            <wp:extent cx="5267960" cy="548005"/>
+            <wp:effectExtent l="0" t="0" r="0" b="0"/>
+            <wp:docPr id="3" name="Изображение 1 Копия 1"/>
+            <wp:cNvGraphicFramePr>
+              <a:graphicFrameLocks xmlns:a="http://schemas.openxmlformats.org/drawingml/2006/main" noChangeAspect="1"/>
+            </wp:cNvGraphicFramePr>
+            <a:graphic xmlns:a="http://schemas.openxmlformats.org/drawingml/2006/main">
+              <a:graphicData uri="http://schemas.openxmlformats.org/drawingml/2006/picture">
+                <pic:pic xmlns:pic="http://schemas.openxmlformats.org/drawingml/2006/picture">
+                  <pic:nvPicPr>
+                    <pic:cNvPr id="3" name="Изображение 1 Копия 1"/>
+                    <pic:cNvPicPr>
+                      <a:picLocks noChangeAspect="1" noChangeArrowheads="1"/>
+                    </pic:cNvPicPr>
+                  </pic:nvPicPr>
+                  <pic:blipFill>
+                    <a:blip r:embed="rId4"/>
+                    <a:stretch>
+                      <a:fillRect/>
+                    </a:stretch>
+                  </pic:blipFill>
+                  <pic:spPr bwMode="auto">
+                    <a:xfrm>
+                      <a:off x="0" y="0"/>
+                      <a:ext cx="5267960" cy="548005"/>
+                    </a:xfrm>
+                    <a:prstGeom prst="rect">
+                      <a:avLst/>
+                    </a:prstGeom>
+                    <a:noFill/>
+                  </pic:spPr>
+                </pic:pic>
+              </a:graphicData>
+            </a:graphic>
+          </wp:inline>
+        </w:drawing>
+      </w:r>
+    </w:p>
+    <w:p>
+      <w:pPr>
+        <w:pStyle w:val="Normal"/>
+        <w:numPr>
+          <w:ilvl w:val="0"/>
+          <w:numId w:val="0"/>
+        </w:numPr>
+        <w:spacing w:before="0" w:after="0"/>
+        <w:ind w:hanging="0" w:left="0"/>
+        <w:jc w:val="left"/>
+        <w:rPr>
+          <w:b/>
+          <w:bCs/>
+          <w:sz w:val="28"/>
+          <w:szCs w:val="28"/>
+          <w:lang w:val="ru-RU"/>
+        </w:rPr>
+      </w:pPr>
+      <w:r>
+        <w:rPr>
+          <w:b/>
+          <w:bCs/>
+          <w:sz w:val="28"/>
+          <w:szCs w:val="28"/>
+          <w:lang w:val="ru-RU"/>
+        </w:rPr>
+        <w:drawing>
+          <wp:inline distT="0" distB="0" distL="0" distR="0">
+            <wp:extent cx="1616075" cy="3612515"/>
+            <wp:effectExtent l="0" t="0" r="0" b="0"/>
+            <wp:docPr id="4" name="Изображение 2 Копия 1"/>
+            <wp:cNvGraphicFramePr>
+              <a:graphicFrameLocks xmlns:a="http://schemas.openxmlformats.org/drawingml/2006/main" noChangeAspect="1"/>
+            </wp:cNvGraphicFramePr>
+            <a:graphic xmlns:a="http://schemas.openxmlformats.org/drawingml/2006/main">
+              <a:graphicData uri="http://schemas.openxmlformats.org/drawingml/2006/picture">
+                <pic:pic xmlns:pic="http://schemas.openxmlformats.org/drawingml/2006/picture">
+                  <pic:nvPicPr>
+                    <pic:cNvPr id="4" name="Изображение 2 Копия 1"/>
+                    <pic:cNvPicPr>
+                      <a:picLocks noChangeAspect="1" noChangeArrowheads="1"/>
+                    </pic:cNvPicPr>
+                  </pic:nvPicPr>
+                  <pic:blipFill>
+                    <a:blip r:embed="rId5"/>
+                    <a:stretch>
+                      <a:fillRect/>
+                    </a:stretch>
+                  </pic:blipFill>
+                  <pic:spPr bwMode="auto">
+                    <a:xfrm>
+                      <a:off x="0" y="0"/>
+                      <a:ext cx="1616075" cy="3612515"/>
+                    </a:xfrm>
+                    <a:prstGeom prst="rect">
+                      <a:avLst/>
+                    </a:prstGeom>
+                    <a:noFill/>
+                  </pic:spPr>
+                </pic:pic>
+              </a:graphicData>
+            </a:graphic>
+          </wp:inline>
+        </w:drawing>
+      </w:r>
+    </w:p>
+    <w:p>
+      <w:pPr>
+        <w:pStyle w:val="Normal"/>
+        <w:numPr>
+          <w:ilvl w:val="0"/>
+          <w:numId w:val="0"/>
+        </w:numPr>
+        <w:spacing w:before="0" w:after="0"/>
+        <w:ind w:hanging="0" w:left="0"/>
+        <w:jc w:val="left"/>
+        <w:rPr>
+          <w:b/>
+          <w:bCs/>
+          <w:sz w:val="28"/>
+          <w:szCs w:val="28"/>
+          <w:lang w:val="ru-RU"/>
+        </w:rPr>
+      </w:pPr>
+      <w:r>
+        <w:rPr>
+          <w:b/>
+          <w:bCs/>
+          <w:sz w:val="28"/>
+          <w:szCs w:val="28"/>
+          <w:lang w:val="ru-RU"/>
+        </w:rPr>
+        <w:drawing>
           <wp:anchor behindDoc="0" distT="0" distB="0" distL="0" distR="0" simplePos="0" locked="0" layoutInCell="0" allowOverlap="1" relativeHeight="5">
             <wp:simplePos x="0" y="0"/>
             <wp:positionH relativeFrom="column">
@@ -1916,7 +2048,7 @@
             <wp:extent cx="5274310" cy="2635885"/>
             <wp:effectExtent l="0" t="0" r="0" b="0"/>
             <wp:wrapSquare wrapText="largest"/>
-            <wp:docPr id="3" name="Изображение4"/>
+            <wp:docPr id="5" name="Изображение4"/>
             <wp:cNvGraphicFramePr>
               <a:graphicFrameLocks xmlns:a="http://schemas.openxmlformats.org/drawingml/2006/main" noChangeAspect="1"/>
             </wp:cNvGraphicFramePr>
@@ -1924,13 +2056,13 @@
               <a:graphicData uri="http://schemas.openxmlformats.org/drawingml/2006/picture">
                 <pic:pic xmlns:pic="http://schemas.openxmlformats.org/drawingml/2006/picture">
                   <pic:nvPicPr>
-                    <pic:cNvPr id="3" name="Изображение4"/>
+                    <pic:cNvPr id="5" name="Изображение4"/>
                     <pic:cNvPicPr>
                       <a:picLocks noChangeAspect="1" noChangeArrowheads="1"/>
                     </pic:cNvPicPr>
                   </pic:nvPicPr>
                   <pic:blipFill>
-                    <a:blip r:embed="rId4"/>
+                    <a:blip r:embed="rId6"/>
                     <a:srcRect l="0" t="0" r="0" b="22151"/>
                     <a:stretch>
                       <a:fillRect/>
@@ -2930,7 +3062,7 @@
             <wp:extent cx="4282440" cy="6028055"/>
             <wp:effectExtent l="0" t="0" r="0" b="0"/>
             <wp:wrapSquare wrapText="largest"/>
-            <wp:docPr id="4" name="Изображение3"/>
+            <wp:docPr id="6" name="Изображение3"/>
             <wp:cNvGraphicFramePr>
               <a:graphicFrameLocks xmlns:a="http://schemas.openxmlformats.org/drawingml/2006/main" noChangeAspect="1"/>
             </wp:cNvGraphicFramePr>
@@ -2938,13 +3070,13 @@
               <a:graphicData uri="http://schemas.openxmlformats.org/drawingml/2006/picture">
                 <pic:pic xmlns:pic="http://schemas.openxmlformats.org/drawingml/2006/picture">
                   <pic:nvPicPr>
-                    <pic:cNvPr id="4" name="Изображение3"/>
+                    <pic:cNvPr id="6" name="Изображение3"/>
                     <pic:cNvPicPr>
                       <a:picLocks noChangeAspect="1" noChangeArrowheads="1"/>
                     </pic:cNvPicPr>
                   </pic:nvPicPr>
                   <pic:blipFill>
-                    <a:blip r:embed="rId5"/>
+                    <a:blip r:embed="rId7"/>
                     <a:stretch>
                       <a:fillRect/>
                     </a:stretch>
@@ -4227,7 +4359,7 @@
       <w:spacing w:before="240" w:after="120"/>
     </w:pPr>
     <w:rPr>
-      <w:rFonts w:ascii="Liberation Sans" w:hAnsi="Liberation Sans" w:eastAsia="Microsoft YaHei" w:cs="Arial"/>
+      <w:rFonts w:ascii="Liberation Sans" w:hAnsi="Liberation Sans" w:eastAsia="Microsoft YaHei" w:cs="Lucida Sans"/>
       <w:sz w:val="28"/>
       <w:szCs w:val="28"/>
     </w:rPr>
@@ -4272,7 +4404,7 @@
       <w:suppressLineNumbers/>
     </w:pPr>
     <w:rPr>
-      <w:rFonts w:cs="Arial"/>
+      <w:rFonts w:cs="Lucida Sans"/>
     </w:rPr>
   </w:style>
   <w:style w:type="paragraph" w:styleId="user">
@@ -4285,7 +4417,7 @@
       <w:spacing w:before="240" w:after="120"/>
     </w:pPr>
     <w:rPr>
-      <w:rFonts w:ascii="Liberation Sans" w:hAnsi="Liberation Sans" w:eastAsia="Microsoft YaHei" w:cs="Lucida Sans"/>
+      <w:rFonts w:ascii="Liberation Sans" w:hAnsi="Liberation Sans" w:eastAsia="Microsoft YaHei" w:cs="Arial"/>
       <w:sz w:val="28"/>
       <w:szCs w:val="28"/>
     </w:rPr>
@@ -4298,7 +4430,7 @@
       <w:suppressLineNumbers/>
     </w:pPr>
     <w:rPr>
-      <w:rFonts w:cs="Lucida Sans"/>
+      <w:rFonts w:cs="Arial"/>
     </w:rPr>
   </w:style>
   <w:style w:type="paragraph" w:styleId="ListParagraph">
